--- a/브라질 변호사/2부/2부_10화_브랑당의_제안.docx
+++ b/브라질 변호사/2부/2부_10화_브랑당의_제안.docx
@@ -36,7 +36,7 @@
           <w:i w:val="0"/>
           <w:sz w:val="22"/>
         </w:rPr>
-        <w:t>하파엘 ‘하파’ 멘지스(노바 카라자이 공설변호인) / 아우렐리우 브랑당 장군(ANSI 국가제도안보청 청장) / 모에마 타피라이(아루아칸 지도자, 예방구금 중) / 카우에(모에마의 조카, 21, 숲 지킴이) / 도나 이자우라(아루아칸 노부인, 신규) / 니바우두 멘지스(아버지, 정비소 정비공) / 아나 멘지스(어머니) / 도나 달바(이웃) / 세우 하이문두(생선장수) / 에드바우두 핀투(지부 선임 공설변호인) / 헤나타 로부(공설변호인) / 비아(베아트리스 리스보아, 인턴 법대생) / 소니아 게지스(공설변호인청장, 전화) / 세우 오스마르(오스마르 디젤 정비소 주인, 신규) / 지우송(정비소 견습공, 신규) / 여성 교도관</w:t>
+        <w:t>하파엘 ‘하파’ 멘지스(노바 카라자이 공설변호인) / 아우렐리우 브랑당 장군(ANSI 국가제도안보청 청장) / 모에마 타피라이(아루아칸 지도자, 예방구금 중) / 카우에(모에마의 조카, 21, 숲 지킴이) / 도나 이자우라(아루아칸 노부인, 신규) / 니바우두 멘지스(아버지, 정비소 정비공) / 아나 멘지스(어머니) / 도나 달바(이웃) / 세우 하이문두(생선장수) / 에드바우두 핀투(지부 선임 공설변호인) / 헤나타 로부(공설변호인) / 비아(베아트리스 리스보아, 인턴 법대생) / 소니아 게지스(공설변호인청장, 전화) / 세우 오스마르(오스마르 디젤 정비소 주인, 신규) / 지우송(정비소 견습공, 신규) / 여성 교도관 도나 마를레니</w:t>
       </w:r>
     </w:p>
     <w:p>
@@ -1526,7 +1526,7 @@
           <w:i w:val="0"/>
           <w:sz w:val="22"/>
         </w:rPr>
-        <w:t xml:space="preserve">Obrigado, dona Cleide. </w:t>
+        <w:t xml:space="preserve">Obrigado, dona Marlene. </w:t>
       </w:r>
       <w:r>
         <w:rPr>
